--- a/Nitya_Laptop/SoC  Always-On Power Management Domain.docx
+++ b/Nitya_Laptop/SoC  Always-On Power Management Domain.docx
@@ -62,6 +62,7 @@
         <w:rPr>
           <w:b/>
           <w:bCs/>
+          <w:noProof/>
         </w:rPr>
         <w:drawing>
           <wp:inline distT="0" distB="0" distL="0" distR="0" wp14:anchorId="6019C2B8" wp14:editId="5580847C">
@@ -101,6 +102,29 @@
       </w:r>
     </w:p>
     <w:p>
+      <w:r>
+        <w:t>ab laptop OFF hota hai,</w:t>
+      </w:r>
+    </w:p>
+    <w:p>
+      <w:r>
+        <w:t>CPU Core OFF hota hai.</w:t>
+      </w:r>
+    </w:p>
+    <w:p>
+      <w:r>
+        <w:t>Lekin SoC ka Always ON Logic zinda rehta hai.</w:t>
+      </w:r>
+    </w:p>
+    <w:p>
+      <w:pPr>
+        <w:rPr>
+          <w:b/>
+          <w:bCs/>
+        </w:rPr>
+      </w:pPr>
+    </w:p>
+    <w:p>
       <w:pPr>
         <w:rPr>
           <w:b/>
@@ -137,6 +161,7 @@
         <w:rPr>
           <w:b/>
           <w:bCs/>
+          <w:noProof/>
         </w:rPr>
         <w:drawing>
           <wp:inline distT="0" distB="0" distL="0" distR="0" wp14:anchorId="11615CE8" wp14:editId="016D4CF5">
@@ -190,38 +215,6 @@
           <w:bCs/>
         </w:rPr>
       </w:pPr>
-    </w:p>
-    <w:p>
-      <w:pPr>
-        <w:rPr>
-          <w:b/>
-          <w:bCs/>
-        </w:rPr>
-      </w:pPr>
-    </w:p>
-    <w:p>
-      <w:pPr>
-        <w:rPr>
-          <w:b/>
-          <w:bCs/>
-        </w:rPr>
-      </w:pPr>
-    </w:p>
-    <w:p>
-      <w:pPr>
-        <w:rPr>
-          <w:b/>
-          <w:bCs/>
-        </w:rPr>
-      </w:pPr>
-    </w:p>
-    <w:p>
-      <w:pPr>
-        <w:rPr>
-          <w:b/>
-          <w:bCs/>
-        </w:rPr>
-      </w:pPr>
       <w:r>
         <w:rPr>
           <w:b/>
@@ -254,10 +247,14 @@
       <w:r>
         <w:rPr>
           <w:rFonts w:ascii="Segoe UI Emoji" w:hAnsi="Segoe UI Emoji" w:cs="Segoe UI Emoji"/>
+          <w:highlight w:val="yellow"/>
         </w:rPr>
         <w:t>✅</w:t>
       </w:r>
       <w:r>
+        <w:rPr>
+          <w:highlight w:val="yellow"/>
+        </w:rPr>
         <w:t xml:space="preserve"> PMU</w:t>
       </w:r>
     </w:p>
@@ -365,6 +362,7 @@
         <w:rPr>
           <w:b/>
           <w:bCs/>
+          <w:noProof/>
         </w:rPr>
         <w:drawing>
           <wp:inline distT="0" distB="0" distL="0" distR="0" wp14:anchorId="6399AD12" wp14:editId="57C782C1">
@@ -513,12 +511,14 @@
       <w:r>
         <w:rPr>
           <w:rFonts w:ascii="Courier New" w:hAnsi="Courier New" w:cs="Courier New"/>
+          <w:highlight w:val="yellow"/>
         </w:rPr>
         <w:t>+1.0VALW</w:t>
       </w:r>
       <w:r>
         <w:rPr>
           <w:rFonts w:ascii="Courier New" w:hAnsi="Courier New" w:cs="Courier New"/>
+          <w:highlight w:val="yellow"/>
         </w:rPr>
         <w:br/>
         <w:t>+1.05VALW</w:t>
@@ -555,14 +555,6 @@
     <w:p>
       <w:pPr>
         <w:spacing w:after="0"/>
-        <w:rPr>
-          <w:rFonts w:ascii="Courier New" w:hAnsi="Courier New" w:cs="Courier New"/>
-        </w:rPr>
-      </w:pPr>
-    </w:p>
-    <w:p>
-      <w:pPr>
-        <w:spacing w:after="0"/>
       </w:pPr>
       <w:r>
         <w:t>Kaam same hota hai.</w:t>
@@ -583,22 +575,13 @@
           <w:bCs/>
         </w:rPr>
       </w:pPr>
-    </w:p>
-    <w:p>
-      <w:pPr>
-        <w:rPr>
-          <w:b/>
-          <w:bCs/>
-        </w:rPr>
-      </w:pPr>
-    </w:p>
-    <w:p>
-      <w:pPr>
-        <w:rPr>
-          <w:b/>
-          <w:bCs/>
-        </w:rPr>
-      </w:pPr>
+      <w:r>
+        <w:rPr>
+          <w:b/>
+          <w:bCs/>
+        </w:rPr>
+        <w:t>Note</w:t>
+      </w:r>
     </w:p>
     <w:p>
       <w:pPr>
@@ -636,16 +619,8 @@
           <w:ilvl w:val="0"/>
           <w:numId w:val="1"/>
         </w:numPr>
-        <w:rPr>
-          <w:b/>
-          <w:bCs/>
-        </w:rPr>
-      </w:pPr>
-      <w:r>
-        <w:rPr>
-          <w:b/>
-          <w:bCs/>
-        </w:rPr>
+      </w:pPr>
+      <w:r>
         <w:t xml:space="preserve">RTC Domain (RTC Battery se powered) </w:t>
       </w:r>
     </w:p>
@@ -655,16 +630,8 @@
           <w:ilvl w:val="0"/>
           <w:numId w:val="1"/>
         </w:numPr>
-        <w:rPr>
-          <w:b/>
-          <w:bCs/>
-        </w:rPr>
-      </w:pPr>
-      <w:r>
-        <w:rPr>
-          <w:b/>
-          <w:bCs/>
-        </w:rPr>
+      </w:pPr>
+      <w:r>
         <w:t xml:space="preserve">Always-On Domain (+3VALW, +5VALW, +1.0VALW) </w:t>
       </w:r>
     </w:p>
@@ -674,16 +641,8 @@
           <w:ilvl w:val="0"/>
           <w:numId w:val="1"/>
         </w:numPr>
-        <w:rPr>
-          <w:b/>
-          <w:bCs/>
-        </w:rPr>
-      </w:pPr>
-      <w:r>
-        <w:rPr>
-          <w:b/>
-          <w:bCs/>
-        </w:rPr>
+      </w:pPr>
+      <w:r>
         <w:t xml:space="preserve">Suspend Domain (S3/S4 rails) </w:t>
       </w:r>
     </w:p>
@@ -693,27 +652,491 @@
           <w:ilvl w:val="0"/>
           <w:numId w:val="1"/>
         </w:numPr>
-        <w:rPr>
-          <w:b/>
-          <w:bCs/>
-        </w:rPr>
-      </w:pPr>
-      <w:r>
-        <w:rPr>
-          <w:b/>
-          <w:bCs/>
-        </w:rPr>
+      </w:pPr>
+      <w:r>
         <w:t>Main Domain (CPU VCORE, GPU VCORE, DDR)</w:t>
       </w:r>
     </w:p>
     <w:p>
-      <w:pPr>
-        <w:rPr>
-          <w:b/>
-          <w:bCs/>
-        </w:rPr>
-      </w:pPr>
-    </w:p>
+      <w:r>
+        <w:t>Agar ye 4 Power Domains ek diagram me samajh aa gaye, to aap kisi bhi Intel ya AMD schematic ko dekhkar turant samajh jayenge ki kaunsi voltage kis purpose ke liye hai aur kis stage par aani chahiye. Ye motherboard power sequence samajhne ki asli foundation hai.</w:t>
+      </w:r>
+    </w:p>
+    <w:p>
+      <w:pPr>
+        <w:rPr>
+          <w:b/>
+          <w:bCs/>
+        </w:rPr>
+      </w:pPr>
+      <w:r>
+        <w:rPr>
+          <w:b/>
+          <w:bCs/>
+          <w:highlight w:val="yellow"/>
+        </w:rPr>
+        <w:t>Agar sirf +1.0VALW ki baat karein</w:t>
+      </w:r>
+    </w:p>
+    <w:p>
+      <w:r>
+        <w:t>Ye PMU ko power dene wali rail hai.</w:t>
+      </w:r>
+    </w:p>
+    <w:p>
+      <w:r>
+        <w:t>Intel ke documents me is rail ka naam generation ke hisaab se badalta rehta hai.</w:t>
+      </w:r>
+    </w:p>
+    <w:p>
+      <w:r>
+        <w:t>Example</w:t>
+      </w:r>
+    </w:p>
+    <w:tbl>
+      <w:tblPr>
+        <w:tblW w:w="6352" w:type="dxa"/>
+        <w:tblCellSpacing w:w="15" w:type="dxa"/>
+        <w:tblBorders>
+          <w:top w:val="single" w:sz="4" w:space="0" w:color="auto"/>
+          <w:left w:val="single" w:sz="4" w:space="0" w:color="auto"/>
+          <w:bottom w:val="single" w:sz="4" w:space="0" w:color="auto"/>
+          <w:right w:val="single" w:sz="4" w:space="0" w:color="auto"/>
+          <w:insideH w:val="single" w:sz="4" w:space="0" w:color="auto"/>
+          <w:insideV w:val="single" w:sz="4" w:space="0" w:color="auto"/>
+        </w:tblBorders>
+        <w:tblCellMar>
+          <w:top w:w="15" w:type="dxa"/>
+          <w:left w:w="15" w:type="dxa"/>
+          <w:bottom w:w="15" w:type="dxa"/>
+          <w:right w:w="15" w:type="dxa"/>
+        </w:tblCellMar>
+        <w:tblLook w:val="04A0" w:firstRow="1" w:lastRow="0" w:firstColumn="1" w:lastColumn="0" w:noHBand="0" w:noVBand="1"/>
+      </w:tblPr>
+      <w:tblGrid>
+        <w:gridCol w:w="1462"/>
+        <w:gridCol w:w="4890"/>
+      </w:tblGrid>
+      <w:tr>
+        <w:trPr>
+          <w:trHeight w:val="303"/>
+          <w:tblHeader/>
+          <w:tblCellSpacing w:w="15" w:type="dxa"/>
+        </w:trPr>
+        <w:tc>
+          <w:tcPr>
+            <w:tcW w:w="0" w:type="auto"/>
+            <w:vAlign w:val="center"/>
+            <w:hideMark/>
+          </w:tcPr>
+          <w:p>
+            <w:pPr>
+              <w:spacing w:after="0"/>
+              <w:rPr>
+                <w:b/>
+                <w:bCs/>
+              </w:rPr>
+            </w:pPr>
+            <w:r>
+              <w:rPr>
+                <w:b/>
+                <w:bCs/>
+              </w:rPr>
+              <w:t>Platform</w:t>
+            </w:r>
+          </w:p>
+        </w:tc>
+        <w:tc>
+          <w:tcPr>
+            <w:tcW w:w="0" w:type="auto"/>
+            <w:vAlign w:val="center"/>
+            <w:hideMark/>
+          </w:tcPr>
+          <w:p>
+            <w:pPr>
+              <w:spacing w:after="0"/>
+              <w:rPr>
+                <w:b/>
+                <w:bCs/>
+              </w:rPr>
+            </w:pPr>
+            <w:r>
+              <w:rPr>
+                <w:b/>
+                <w:bCs/>
+              </w:rPr>
+              <w:t>Rail Name</w:t>
+            </w:r>
+          </w:p>
+        </w:tc>
+      </w:tr>
+      <w:tr>
+        <w:trPr>
+          <w:trHeight w:val="303"/>
+          <w:tblCellSpacing w:w="15" w:type="dxa"/>
+        </w:trPr>
+        <w:tc>
+          <w:tcPr>
+            <w:tcW w:w="0" w:type="auto"/>
+            <w:vAlign w:val="center"/>
+            <w:hideMark/>
+          </w:tcPr>
+          <w:p>
+            <w:pPr>
+              <w:spacing w:after="0"/>
+            </w:pPr>
+            <w:r>
+              <w:t>BayTrail</w:t>
+            </w:r>
+          </w:p>
+        </w:tc>
+        <w:tc>
+          <w:tcPr>
+            <w:tcW w:w="0" w:type="auto"/>
+            <w:vAlign w:val="center"/>
+            <w:hideMark/>
+          </w:tcPr>
+          <w:p>
+            <w:pPr>
+              <w:spacing w:after="0"/>
+            </w:pPr>
+            <w:r>
+              <w:t>VCCPRIM / +1.0VALW</w:t>
+            </w:r>
+          </w:p>
+        </w:tc>
+      </w:tr>
+      <w:tr>
+        <w:trPr>
+          <w:trHeight w:val="303"/>
+          <w:tblCellSpacing w:w="15" w:type="dxa"/>
+        </w:trPr>
+        <w:tc>
+          <w:tcPr>
+            <w:tcW w:w="0" w:type="auto"/>
+            <w:vAlign w:val="center"/>
+            <w:hideMark/>
+          </w:tcPr>
+          <w:p>
+            <w:pPr>
+              <w:spacing w:after="0"/>
+            </w:pPr>
+            <w:r>
+              <w:t>Braswell</w:t>
+            </w:r>
+          </w:p>
+        </w:tc>
+        <w:tc>
+          <w:tcPr>
+            <w:tcW w:w="0" w:type="auto"/>
+            <w:vAlign w:val="center"/>
+            <w:hideMark/>
+          </w:tcPr>
+          <w:p>
+            <w:pPr>
+              <w:spacing w:after="0"/>
+            </w:pPr>
+            <w:r>
+              <w:t>VCCPRIM</w:t>
+            </w:r>
+          </w:p>
+        </w:tc>
+      </w:tr>
+      <w:tr>
+        <w:trPr>
+          <w:trHeight w:val="287"/>
+          <w:tblCellSpacing w:w="15" w:type="dxa"/>
+        </w:trPr>
+        <w:tc>
+          <w:tcPr>
+            <w:tcW w:w="0" w:type="auto"/>
+            <w:vAlign w:val="center"/>
+            <w:hideMark/>
+          </w:tcPr>
+          <w:p>
+            <w:pPr>
+              <w:spacing w:after="0"/>
+            </w:pPr>
+            <w:r>
+              <w:t>Skylake</w:t>
+            </w:r>
+          </w:p>
+        </w:tc>
+        <w:tc>
+          <w:tcPr>
+            <w:tcW w:w="0" w:type="auto"/>
+            <w:vAlign w:val="center"/>
+            <w:hideMark/>
+          </w:tcPr>
+          <w:p>
+            <w:pPr>
+              <w:spacing w:after="0"/>
+            </w:pPr>
+            <w:r>
+              <w:t>VCCPRIM_CORE</w:t>
+            </w:r>
+          </w:p>
+        </w:tc>
+      </w:tr>
+      <w:tr>
+        <w:trPr>
+          <w:trHeight w:val="303"/>
+          <w:tblCellSpacing w:w="15" w:type="dxa"/>
+        </w:trPr>
+        <w:tc>
+          <w:tcPr>
+            <w:tcW w:w="0" w:type="auto"/>
+            <w:vAlign w:val="center"/>
+            <w:hideMark/>
+          </w:tcPr>
+          <w:p>
+            <w:pPr>
+              <w:spacing w:after="0"/>
+            </w:pPr>
+            <w:r>
+              <w:t>Tiger Lake</w:t>
+            </w:r>
+          </w:p>
+        </w:tc>
+        <w:tc>
+          <w:tcPr>
+            <w:tcW w:w="0" w:type="auto"/>
+            <w:vAlign w:val="center"/>
+            <w:hideMark/>
+          </w:tcPr>
+          <w:p>
+            <w:pPr>
+              <w:spacing w:after="0"/>
+            </w:pPr>
+            <w:r>
+              <w:t>VCCAON (Always-On Supply)</w:t>
+            </w:r>
+          </w:p>
+        </w:tc>
+      </w:tr>
+      <w:tr>
+        <w:trPr>
+          <w:trHeight w:val="463"/>
+          <w:tblCellSpacing w:w="15" w:type="dxa"/>
+        </w:trPr>
+        <w:tc>
+          <w:tcPr>
+            <w:tcW w:w="0" w:type="auto"/>
+            <w:vAlign w:val="center"/>
+            <w:hideMark/>
+          </w:tcPr>
+          <w:p>
+            <w:r>
+              <w:t>Alder Lake</w:t>
+            </w:r>
+          </w:p>
+        </w:tc>
+        <w:tc>
+          <w:tcPr>
+            <w:tcW w:w="0" w:type="auto"/>
+            <w:vAlign w:val="center"/>
+            <w:hideMark/>
+          </w:tcPr>
+          <w:p>
+            <w:r>
+              <w:t>VCCAON</w:t>
+            </w:r>
+          </w:p>
+        </w:tc>
+      </w:tr>
+      <w:tr>
+        <w:trPr>
+          <w:trHeight w:val="479"/>
+          <w:tblCellSpacing w:w="15" w:type="dxa"/>
+        </w:trPr>
+        <w:tc>
+          <w:tcPr>
+            <w:tcW w:w="0" w:type="auto"/>
+            <w:vAlign w:val="center"/>
+            <w:hideMark/>
+          </w:tcPr>
+          <w:p>
+            <w:r>
+              <w:t>AMD Ryzen</w:t>
+            </w:r>
+          </w:p>
+        </w:tc>
+        <w:tc>
+          <w:tcPr>
+            <w:tcW w:w="0" w:type="auto"/>
+            <w:vAlign w:val="center"/>
+            <w:hideMark/>
+          </w:tcPr>
+          <w:p>
+            <w:r>
+              <w:t>VDD_AON / VDDP (platform dependent)</w:t>
+            </w:r>
+          </w:p>
+        </w:tc>
+      </w:tr>
+    </w:tbl>
+    <w:p>
+      <w:r>
+        <w:t>Isliye +1.0VALW ek generic voltage name hai, lekin SoC ke andar jis block ko ye power deti hai uska proper technical naam hota hai "Always-On (AON) Power Domain".</w:t>
+      </w:r>
+    </w:p>
+    <w:p>
+      <w:pPr>
+        <w:rPr>
+          <w:b/>
+          <w:bCs/>
+        </w:rPr>
+      </w:pPr>
+    </w:p>
+    <w:p>
+      <w:pPr>
+        <w:rPr>
+          <w:b/>
+          <w:bCs/>
+        </w:rPr>
+      </w:pPr>
+      <w:r>
+        <w:rPr>
+          <w:b/>
+          <w:bCs/>
+        </w:rPr>
+        <w:t>M</w:t>
+      </w:r>
+      <w:r>
+        <w:rPr>
+          <w:b/>
+          <w:bCs/>
+        </w:rPr>
+        <w:t>otherboard Repair Language</w:t>
+      </w:r>
+    </w:p>
+    <w:p>
+      <w:pPr>
+        <w:spacing w:after="0"/>
+      </w:pPr>
+      <w:r>
+        <w:t>Technicians normally bolte hain</w:t>
+      </w:r>
+    </w:p>
+    <w:p>
+      <w:pPr>
+        <w:spacing w:after="0"/>
+        <w:rPr>
+          <w:rFonts w:ascii="Courier New" w:hAnsi="Courier New" w:cs="Courier New"/>
+          <w:i/>
+          <w:iCs/>
+        </w:rPr>
+      </w:pPr>
+      <w:r>
+        <w:rPr>
+          <w:rFonts w:ascii="Courier New" w:hAnsi="Courier New" w:cs="Courier New"/>
+          <w:i/>
+          <w:iCs/>
+        </w:rPr>
+        <w:t>Always Rail</w:t>
+      </w:r>
+      <w:r>
+        <w:rPr>
+          <w:rFonts w:ascii="Courier New" w:hAnsi="Courier New" w:cs="Courier New"/>
+          <w:i/>
+          <w:iCs/>
+        </w:rPr>
+        <w:br/>
+        <w:t>ALW Rail</w:t>
+      </w:r>
+      <w:r>
+        <w:rPr>
+          <w:rFonts w:ascii="Courier New" w:hAnsi="Courier New" w:cs="Courier New"/>
+          <w:i/>
+          <w:iCs/>
+        </w:rPr>
+        <w:br/>
+        <w:t>Always Power</w:t>
+      </w:r>
+      <w:r>
+        <w:rPr>
+          <w:rFonts w:ascii="Courier New" w:hAnsi="Courier New" w:cs="Courier New"/>
+          <w:i/>
+          <w:iCs/>
+        </w:rPr>
+        <w:br/>
+        <w:t>Standby Power</w:t>
+      </w:r>
+    </w:p>
+    <w:p>
+      <w:pPr>
+        <w:spacing w:after="0"/>
+      </w:pPr>
+      <w:r>
+        <w:t>Example</w:t>
+      </w:r>
+    </w:p>
+    <w:p>
+      <w:pPr>
+        <w:spacing w:after="0"/>
+        <w:rPr>
+          <w:rFonts w:ascii="Courier New" w:hAnsi="Courier New" w:cs="Courier New"/>
+          <w:i/>
+          <w:iCs/>
+        </w:rPr>
+      </w:pPr>
+      <w:r>
+        <w:rPr>
+          <w:rFonts w:ascii="Courier New" w:hAnsi="Courier New" w:cs="Courier New"/>
+          <w:i/>
+          <w:iCs/>
+        </w:rPr>
+        <w:t>+3VALW</w:t>
+      </w:r>
+      <w:r>
+        <w:rPr>
+          <w:rFonts w:ascii="Courier New" w:hAnsi="Courier New" w:cs="Courier New"/>
+          <w:i/>
+          <w:iCs/>
+        </w:rPr>
+        <w:br/>
+        <w:t>+5VALW</w:t>
+      </w:r>
+      <w:r>
+        <w:rPr>
+          <w:rFonts w:ascii="Courier New" w:hAnsi="Courier New" w:cs="Courier New"/>
+          <w:i/>
+          <w:iCs/>
+        </w:rPr>
+        <w:br/>
+        <w:t>+1.8VALW</w:t>
+      </w:r>
+      <w:r>
+        <w:rPr>
+          <w:rFonts w:ascii="Courier New" w:hAnsi="Courier New" w:cs="Courier New"/>
+          <w:i/>
+          <w:iCs/>
+        </w:rPr>
+        <w:br/>
+        <w:t>+1.05VALW</w:t>
+      </w:r>
+    </w:p>
+    <w:p>
+      <w:pPr>
+        <w:spacing w:after="0"/>
+      </w:pPr>
+      <w:r>
+        <w:t>Sab ko mila kar bol dete hain</w:t>
+      </w:r>
+    </w:p>
+    <w:p>
+      <w:pPr>
+        <w:spacing w:after="0"/>
+      </w:pPr>
+      <w:r>
+        <w:rPr>
+          <w:b/>
+          <w:bCs/>
+        </w:rPr>
+        <w:t>Always Rails</w:t>
+      </w:r>
+    </w:p>
+    <w:p/>
     <w:sectPr>
       <w:pgSz w:w="12240" w:h="15840"/>
       <w:pgMar w:top="1008" w:right="1008" w:bottom="1008" w:left="1008" w:header="720" w:footer="720" w:gutter="0"/>
